--- a/24 номер/класс3/24 задание ответы3.docx
+++ b/24 номер/класс3/24 задание ответы3.docx
@@ -934,7 +934,6 @@
   <w:style w:type="character" w:default="1" w:styleId="a0">
     <w:name w:val="Default Paragraph Font"/>
     <w:uiPriority w:val="1"/>
-    <w:semiHidden/>
     <w:unhideWhenUsed/>
   </w:style>
   <w:style w:type="table" w:default="1" w:styleId="a1">
